--- a/flutter more documents/f22_part2_of_flutter_extras_of_basic.docx
+++ b/flutter more documents/f22_part2_of_flutter_extras_of_basic.docx
@@ -275,16 +275,7 @@
           <w:sz w:val="36"/>
           <w:szCs w:val="36"/>
         </w:rPr>
-        <w:t>JIT</w:t>
-      </w:r>
-      <w:r>
-        <w:rPr>
-          <w:b/>
-          <w:bCs/>
-          <w:sz w:val="36"/>
-          <w:szCs w:val="36"/>
-        </w:rPr>
-        <w:t xml:space="preserve"> </w:t>
+        <w:t xml:space="preserve">JIT </w:t>
       </w:r>
       <w:r>
         <w:rPr>
@@ -381,14 +372,7 @@
           <w:sz w:val="36"/>
           <w:szCs w:val="36"/>
         </w:rPr>
-        <w:t xml:space="preserve"> is like translating the whole book before publishing it. It</w:t>
-      </w:r>
-      <w:r>
-        <w:rPr>
-          <w:sz w:val="36"/>
-          <w:szCs w:val="36"/>
-        </w:rPr>
-        <w:t xml:space="preserve"> is faster at runtime because everything is already prepared.</w:t>
+        <w:t xml:space="preserve"> is like translating the whole book before publishing it. It is faster at runtime because everything is already prepared.</w:t>
       </w:r>
     </w:p>
     <w:p>
@@ -487,28 +471,7 @@
           <w:sz w:val="36"/>
           <w:szCs w:val="36"/>
         </w:rPr>
-        <w:t>Widgets are lightweight</w:t>
-      </w:r>
-      <w:r>
-        <w:rPr>
-          <w:sz w:val="36"/>
-          <w:szCs w:val="36"/>
-        </w:rPr>
-        <w:t>,</w:t>
-      </w:r>
-      <w:r>
-        <w:rPr>
-          <w:sz w:val="36"/>
-          <w:szCs w:val="36"/>
-        </w:rPr>
-        <w:t xml:space="preserve"> immutable</w:t>
-      </w:r>
-      <w:r>
-        <w:rPr>
-          <w:sz w:val="36"/>
-          <w:szCs w:val="36"/>
-        </w:rPr>
-        <w:t xml:space="preserve"> and rebuilt frequently</w:t>
+        <w:t>Widgets are lightweight, immutable and rebuilt frequently</w:t>
       </w:r>
     </w:p>
     <w:p>
@@ -1656,14 +1619,7 @@
           <w:sz w:val="36"/>
           <w:szCs w:val="36"/>
         </w:rPr>
-        <w:t>So,</w:t>
-      </w:r>
-      <w:r>
-        <w:rPr>
-          <w:sz w:val="36"/>
-          <w:szCs w:val="36"/>
-        </w:rPr>
-        <w:t xml:space="preserve"> Flutter is still embedded inside a native application shell.</w:t>
+        <w:t>So, Flutter is still embedded inside a native application shell.</w:t>
       </w:r>
     </w:p>
     <w:p>
@@ -2956,6 +2912,227 @@
           <w:szCs w:val="36"/>
         </w:rPr>
       </w:pPr>
+      <w:r>
+        <w:rPr>
+          <w:b/>
+          <w:bCs/>
+          <w:sz w:val="36"/>
+          <w:szCs w:val="36"/>
+        </w:rPr>
+        <w:t>NOTE: Dart VM</w:t>
+      </w:r>
+      <w:r>
+        <w:rPr>
+          <w:sz w:val="36"/>
+          <w:szCs w:val="36"/>
+        </w:rPr>
+        <w:t xml:space="preserve"> is not included in release version of </w:t>
+      </w:r>
+      <w:r>
+        <w:rPr>
+          <w:b/>
+          <w:bCs/>
+          <w:sz w:val="36"/>
+          <w:szCs w:val="36"/>
+        </w:rPr>
+        <w:t>Flutter</w:t>
+      </w:r>
+      <w:r>
+        <w:rPr>
+          <w:sz w:val="36"/>
+          <w:szCs w:val="36"/>
+        </w:rPr>
+        <w:t xml:space="preserve"> app. The </w:t>
+      </w:r>
+      <w:r>
+        <w:rPr>
+          <w:b/>
+          <w:bCs/>
+          <w:sz w:val="36"/>
+          <w:szCs w:val="36"/>
+        </w:rPr>
+        <w:t>@pragma</w:t>
+      </w:r>
+      <w:r>
+        <w:rPr>
+          <w:sz w:val="36"/>
+          <w:szCs w:val="36"/>
+        </w:rPr>
+        <w:t xml:space="preserve"> and </w:t>
+      </w:r>
+      <w:proofErr w:type="spellStart"/>
+      <w:r>
+        <w:rPr>
+          <w:b/>
+          <w:bCs/>
+          <w:sz w:val="36"/>
+          <w:szCs w:val="36"/>
+        </w:rPr>
+        <w:t>flutter_local_noitifications</w:t>
+      </w:r>
+      <w:proofErr w:type="spellEnd"/>
+      <w:r>
+        <w:rPr>
+          <w:sz w:val="36"/>
+          <w:szCs w:val="36"/>
+        </w:rPr>
+        <w:t xml:space="preserve"> (for snooze background operation without opening the UI) starts a background </w:t>
+      </w:r>
+      <w:r>
+        <w:rPr>
+          <w:b/>
+          <w:bCs/>
+          <w:sz w:val="36"/>
+          <w:szCs w:val="36"/>
+        </w:rPr>
+        <w:t>Flutter</w:t>
+      </w:r>
+      <w:r>
+        <w:rPr>
+          <w:sz w:val="36"/>
+          <w:szCs w:val="36"/>
+        </w:rPr>
+        <w:t xml:space="preserve"> engine </w:t>
+      </w:r>
+      <w:r>
+        <w:rPr>
+          <w:sz w:val="36"/>
+          <w:szCs w:val="36"/>
+        </w:rPr>
+        <w:t>and that</w:t>
+      </w:r>
+      <w:r>
+        <w:rPr>
+          <w:sz w:val="36"/>
+          <w:szCs w:val="36"/>
+        </w:rPr>
+        <w:t xml:space="preserve"> creates a lightweight </w:t>
+      </w:r>
+      <w:r>
+        <w:rPr>
+          <w:b/>
+          <w:bCs/>
+          <w:sz w:val="36"/>
+          <w:szCs w:val="36"/>
+        </w:rPr>
+        <w:t>Dart</w:t>
+      </w:r>
+      <w:r>
+        <w:rPr>
+          <w:sz w:val="36"/>
+          <w:szCs w:val="36"/>
+        </w:rPr>
+        <w:t xml:space="preserve"> </w:t>
+      </w:r>
+      <w:r>
+        <w:rPr>
+          <w:b/>
+          <w:bCs/>
+          <w:sz w:val="36"/>
+          <w:szCs w:val="36"/>
+        </w:rPr>
+        <w:t>runtime</w:t>
+      </w:r>
+      <w:r>
+        <w:rPr>
+          <w:sz w:val="36"/>
+          <w:szCs w:val="36"/>
+        </w:rPr>
+        <w:t>/</w:t>
+      </w:r>
+      <w:r>
+        <w:rPr>
+          <w:b/>
+          <w:bCs/>
+          <w:sz w:val="36"/>
+          <w:szCs w:val="36"/>
+        </w:rPr>
+        <w:t>isolate</w:t>
+      </w:r>
+      <w:r>
+        <w:rPr>
+          <w:sz w:val="36"/>
+          <w:szCs w:val="36"/>
+        </w:rPr>
+        <w:t xml:space="preserve"> </w:t>
+      </w:r>
+      <w:r>
+        <w:rPr>
+          <w:b/>
+          <w:bCs/>
+          <w:sz w:val="36"/>
+          <w:szCs w:val="36"/>
+        </w:rPr>
+        <w:t>system</w:t>
+      </w:r>
+      <w:r>
+        <w:rPr>
+          <w:sz w:val="36"/>
+          <w:szCs w:val="36"/>
+        </w:rPr>
+        <w:t xml:space="preserve"> to execute precompiled </w:t>
+      </w:r>
+      <w:r>
+        <w:rPr>
+          <w:b/>
+          <w:bCs/>
+          <w:sz w:val="36"/>
+          <w:szCs w:val="36"/>
+        </w:rPr>
+        <w:t>Dart</w:t>
+      </w:r>
+      <w:r>
+        <w:rPr>
+          <w:sz w:val="36"/>
+          <w:szCs w:val="36"/>
+        </w:rPr>
+        <w:t xml:space="preserve"> entry-points (like </w:t>
+      </w:r>
+      <w:r>
+        <w:rPr>
+          <w:b/>
+          <w:bCs/>
+          <w:sz w:val="36"/>
+          <w:szCs w:val="36"/>
+        </w:rPr>
+        <w:t>@pragma(‘</w:t>
+      </w:r>
+      <w:proofErr w:type="gramStart"/>
+      <w:r>
+        <w:rPr>
+          <w:b/>
+          <w:bCs/>
+          <w:sz w:val="36"/>
+          <w:szCs w:val="36"/>
+        </w:rPr>
+        <w:t>vm:entry</w:t>
+      </w:r>
+      <w:proofErr w:type="gramEnd"/>
+      <w:r>
+        <w:rPr>
+          <w:b/>
+          <w:bCs/>
+          <w:sz w:val="36"/>
+          <w:szCs w:val="36"/>
+        </w:rPr>
+        <w:t>-point)</w:t>
+      </w:r>
+      <w:r>
+        <w:rPr>
+          <w:sz w:val="36"/>
+          <w:szCs w:val="36"/>
+        </w:rPr>
+        <w:t>)</w:t>
+      </w:r>
+    </w:p>
+    <w:p>
+      <w:pPr>
+        <w:jc w:val="both"/>
+        <w:rPr>
+          <w:sz w:val="36"/>
+          <w:szCs w:val="36"/>
+        </w:rPr>
+      </w:pPr>
     </w:p>
     <w:p>
       <w:pPr>
@@ -3248,6 +3425,7 @@
           <w:sz w:val="36"/>
           <w:szCs w:val="36"/>
         </w:rPr>
+        <w:lastRenderedPageBreak/>
         <w:t>Flutter in Web and Desktop:</w:t>
       </w:r>
     </w:p>
@@ -3381,7 +3559,6 @@
           <w:sz w:val="36"/>
           <w:szCs w:val="36"/>
         </w:rPr>
-        <w:lastRenderedPageBreak/>
         <w:t>CanvasKit</w:t>
       </w:r>
       <w:proofErr w:type="spellEnd"/>
@@ -3493,16 +3670,7 @@
           <w:sz w:val="36"/>
           <w:szCs w:val="36"/>
         </w:rPr>
-        <w:t xml:space="preserve"> </w:t>
-      </w:r>
-      <w:r>
-        <w:rPr>
-          <w:b/>
-          <w:bCs/>
-          <w:sz w:val="36"/>
-          <w:szCs w:val="36"/>
-        </w:rPr>
-        <w:t>Flutter</w:t>
+        <w:t xml:space="preserve"> Flutter</w:t>
       </w:r>
       <w:r>
         <w:rPr>
@@ -3566,16 +3734,7 @@
           <w:sz w:val="36"/>
           <w:szCs w:val="36"/>
         </w:rPr>
-        <w:t xml:space="preserve"> </w:t>
-      </w:r>
-      <w:r>
-        <w:rPr>
-          <w:b/>
-          <w:bCs/>
-          <w:sz w:val="36"/>
-          <w:szCs w:val="36"/>
-        </w:rPr>
-        <w:t>Flutter</w:t>
+        <w:t xml:space="preserve"> Flutter</w:t>
       </w:r>
       <w:r>
         <w:rPr>
@@ -3777,6 +3936,7 @@
           <w:sz w:val="36"/>
           <w:szCs w:val="36"/>
         </w:rPr>
+        <w:lastRenderedPageBreak/>
         <w:t xml:space="preserve"># </w:t>
       </w:r>
       <w:r>
@@ -4005,7 +4165,6 @@
           <w:sz w:val="36"/>
           <w:szCs w:val="36"/>
         </w:rPr>
-        <w:lastRenderedPageBreak/>
         <w:t xml:space="preserve">   ↓</w:t>
       </w:r>
     </w:p>
@@ -4142,14 +4301,7 @@
           <w:sz w:val="36"/>
           <w:szCs w:val="36"/>
         </w:rPr>
-        <w:t>Android Activity</w:t>
-      </w:r>
-      <w:r>
-        <w:rPr>
-          <w:sz w:val="36"/>
-          <w:szCs w:val="36"/>
-        </w:rPr>
-        <w:t>:</w:t>
+        <w:t>Android Activity:</w:t>
       </w:r>
     </w:p>
     <w:p>
@@ -4364,6 +4516,7 @@
           <w:sz w:val="36"/>
           <w:szCs w:val="36"/>
         </w:rPr>
+        <w:lastRenderedPageBreak/>
         <w:t>Flutter is embedded INSIDE a native Android/iOS host app.</w:t>
       </w:r>
     </w:p>
@@ -4548,7 +4701,6 @@
           <w:sz w:val="36"/>
           <w:szCs w:val="36"/>
         </w:rPr>
-        <w:lastRenderedPageBreak/>
         <w:t xml:space="preserve"># </w:t>
       </w:r>
       <w:r>
@@ -4672,14 +4824,7 @@
           <w:sz w:val="36"/>
           <w:szCs w:val="36"/>
         </w:rPr>
-        <w:t>A</w:t>
-      </w:r>
-      <w:r>
-        <w:rPr>
-          <w:sz w:val="36"/>
-          <w:szCs w:val="36"/>
-        </w:rPr>
-        <w:t xml:space="preserve"> window</w:t>
+        <w:t>A window</w:t>
       </w:r>
     </w:p>
     <w:p>
@@ -4700,14 +4845,7 @@
           <w:sz w:val="36"/>
           <w:szCs w:val="36"/>
         </w:rPr>
-        <w:t>I</w:t>
-      </w:r>
-      <w:r>
-        <w:rPr>
-          <w:sz w:val="36"/>
-          <w:szCs w:val="36"/>
-        </w:rPr>
-        <w:t>nput events</w:t>
+        <w:t>Input events</w:t>
       </w:r>
     </w:p>
     <w:p>
@@ -4728,14 +4866,7 @@
           <w:sz w:val="36"/>
           <w:szCs w:val="36"/>
         </w:rPr>
-        <w:t>GPU acces</w:t>
-      </w:r>
-      <w:r>
-        <w:rPr>
-          <w:sz w:val="36"/>
-          <w:szCs w:val="36"/>
-        </w:rPr>
-        <w:t>s</w:t>
+        <w:t>GPU access</w:t>
       </w:r>
     </w:p>
     <w:p>
@@ -4756,14 +4887,7 @@
           <w:sz w:val="36"/>
           <w:szCs w:val="36"/>
         </w:rPr>
-        <w:t>A</w:t>
-      </w:r>
-      <w:r>
-        <w:rPr>
-          <w:sz w:val="36"/>
-          <w:szCs w:val="36"/>
-        </w:rPr>
-        <w:t>nd OS services</w:t>
+        <w:t>And OS services</w:t>
       </w:r>
     </w:p>
     <w:p>
@@ -4823,14 +4947,7 @@
           <w:sz w:val="36"/>
           <w:szCs w:val="36"/>
         </w:rPr>
-        <w:t>A</w:t>
-      </w:r>
-      <w:r>
-        <w:rPr>
-          <w:sz w:val="36"/>
-          <w:szCs w:val="36"/>
-        </w:rPr>
-        <w:t>ll rendering</w:t>
+        <w:t>All rendering</w:t>
       </w:r>
     </w:p>
     <w:p>
@@ -4851,14 +4968,7 @@
           <w:sz w:val="36"/>
           <w:szCs w:val="36"/>
         </w:rPr>
-        <w:t>L</w:t>
-      </w:r>
-      <w:r>
-        <w:rPr>
-          <w:sz w:val="36"/>
-          <w:szCs w:val="36"/>
-        </w:rPr>
-        <w:t>ayout</w:t>
+        <w:t>Layout</w:t>
       </w:r>
     </w:p>
     <w:p>
@@ -4879,14 +4989,7 @@
           <w:sz w:val="36"/>
           <w:szCs w:val="36"/>
         </w:rPr>
-        <w:t>A</w:t>
-      </w:r>
-      <w:r>
-        <w:rPr>
-          <w:sz w:val="36"/>
-          <w:szCs w:val="36"/>
-        </w:rPr>
-        <w:t>nimations</w:t>
+        <w:t>Animations</w:t>
       </w:r>
     </w:p>
     <w:p>
@@ -4907,51 +5010,45 @@
           <w:sz w:val="36"/>
           <w:szCs w:val="36"/>
         </w:rPr>
-        <w:t>A</w:t>
-      </w:r>
-      <w:r>
-        <w:rPr>
-          <w:sz w:val="36"/>
-          <w:szCs w:val="36"/>
-        </w:rPr>
-        <w:t>nd widgets itself.</w:t>
-      </w:r>
-    </w:p>
-    <w:p>
-      <w:pPr>
-        <w:jc w:val="both"/>
-        <w:rPr>
-          <w:sz w:val="36"/>
-          <w:szCs w:val="36"/>
-        </w:rPr>
-      </w:pPr>
-    </w:p>
-    <w:p>
-      <w:pPr>
-        <w:jc w:val="both"/>
-        <w:rPr>
-          <w:sz w:val="36"/>
-          <w:szCs w:val="36"/>
-        </w:rPr>
-      </w:pPr>
-    </w:p>
-    <w:p>
-      <w:pPr>
-        <w:jc w:val="both"/>
-        <w:rPr>
-          <w:b/>
-          <w:bCs/>
-          <w:sz w:val="36"/>
-          <w:szCs w:val="36"/>
-        </w:rPr>
-      </w:pPr>
-      <w:r>
-        <w:rPr>
-          <w:b/>
-          <w:bCs/>
-          <w:sz w:val="36"/>
-          <w:szCs w:val="36"/>
-        </w:rPr>
+        <w:t>And widgets itself.</w:t>
+      </w:r>
+    </w:p>
+    <w:p>
+      <w:pPr>
+        <w:jc w:val="both"/>
+        <w:rPr>
+          <w:sz w:val="36"/>
+          <w:szCs w:val="36"/>
+        </w:rPr>
+      </w:pPr>
+    </w:p>
+    <w:p>
+      <w:pPr>
+        <w:jc w:val="both"/>
+        <w:rPr>
+          <w:sz w:val="36"/>
+          <w:szCs w:val="36"/>
+        </w:rPr>
+      </w:pPr>
+    </w:p>
+    <w:p>
+      <w:pPr>
+        <w:jc w:val="both"/>
+        <w:rPr>
+          <w:b/>
+          <w:bCs/>
+          <w:sz w:val="36"/>
+          <w:szCs w:val="36"/>
+        </w:rPr>
+      </w:pPr>
+      <w:r>
+        <w:rPr>
+          <w:b/>
+          <w:bCs/>
+          <w:sz w:val="36"/>
+          <w:szCs w:val="36"/>
+        </w:rPr>
+        <w:lastRenderedPageBreak/>
         <w:t>Flutter vs Kotlin:</w:t>
       </w:r>
     </w:p>
@@ -5001,8 +5098,8 @@
         <w:tblLook w:val="04A0" w:firstRow="1" w:lastRow="0" w:firstColumn="1" w:lastColumn="0" w:noHBand="0" w:noVBand="1"/>
       </w:tblPr>
       <w:tblGrid>
-        <w:gridCol w:w="2812"/>
-        <w:gridCol w:w="6204"/>
+        <w:gridCol w:w="2811"/>
+        <w:gridCol w:w="6205"/>
       </w:tblGrid>
       <w:tr>
         <w:trPr>
@@ -5131,7 +5228,6 @@
                 <w:sz w:val="36"/>
                 <w:szCs w:val="36"/>
               </w:rPr>
-              <w:lastRenderedPageBreak/>
               <w:t>Background Services</w:t>
             </w:r>
           </w:p>
@@ -5206,10 +5302,79 @@
             </w:pPr>
             <w:r>
               <w:rPr>
+                <w:b/>
+                <w:bCs/>
                 <w:sz w:val="36"/>
                 <w:szCs w:val="36"/>
               </w:rPr>
-              <w:t>Flutter bundles engine + Dart runtime → larger base APK</w:t>
+              <w:t>Flutter</w:t>
+            </w:r>
+            <w:r>
+              <w:rPr>
+                <w:sz w:val="36"/>
+                <w:szCs w:val="36"/>
+              </w:rPr>
+              <w:t xml:space="preserve"> bundles</w:t>
+            </w:r>
+            <w:r>
+              <w:rPr>
+                <w:b/>
+                <w:bCs/>
+                <w:sz w:val="36"/>
+                <w:szCs w:val="36"/>
+              </w:rPr>
+              <w:t xml:space="preserve"> Flutter</w:t>
+            </w:r>
+            <w:r>
+              <w:rPr>
+                <w:sz w:val="36"/>
+                <w:szCs w:val="36"/>
+              </w:rPr>
+              <w:t xml:space="preserve"> engine</w:t>
+            </w:r>
+            <w:r>
+              <w:rPr>
+                <w:sz w:val="36"/>
+                <w:szCs w:val="36"/>
+              </w:rPr>
+              <w:t xml:space="preserve"> + Render Engine</w:t>
+            </w:r>
+            <w:r>
+              <w:rPr>
+                <w:sz w:val="36"/>
+                <w:szCs w:val="36"/>
+              </w:rPr>
+              <w:t xml:space="preserve"> + </w:t>
+            </w:r>
+            <w:r>
+              <w:rPr>
+                <w:b/>
+                <w:bCs/>
+                <w:sz w:val="36"/>
+                <w:szCs w:val="36"/>
+              </w:rPr>
+              <w:t>Dart</w:t>
+            </w:r>
+            <w:r>
+              <w:rPr>
+                <w:sz w:val="36"/>
+                <w:szCs w:val="36"/>
+              </w:rPr>
+              <w:t xml:space="preserve"> runtime</w:t>
+            </w:r>
+            <w:r>
+              <w:rPr>
+                <w:sz w:val="36"/>
+                <w:szCs w:val="36"/>
+              </w:rPr>
+              <w:t xml:space="preserve"> pieces</w:t>
+            </w:r>
+            <w:r>
+              <w:rPr>
+                <w:sz w:val="36"/>
+                <w:szCs w:val="36"/>
+              </w:rPr>
+              <w:t xml:space="preserve"> → larger base APK</w:t>
             </w:r>
           </w:p>
         </w:tc>
@@ -5406,30 +5571,208 @@
           <w:sz w:val="36"/>
           <w:szCs w:val="36"/>
         </w:rPr>
+        <w:t xml:space="preserve"># Packages contain pure </w:t>
+      </w:r>
+      <w:r>
+        <w:rPr>
+          <w:b/>
+          <w:bCs/>
+          <w:sz w:val="36"/>
+          <w:szCs w:val="36"/>
+        </w:rPr>
+        <w:t>Dart</w:t>
+      </w:r>
+      <w:r>
+        <w:rPr>
+          <w:sz w:val="36"/>
+          <w:szCs w:val="36"/>
+        </w:rPr>
+        <w:t>/</w:t>
+      </w:r>
+      <w:r>
+        <w:rPr>
+          <w:b/>
+          <w:bCs/>
+          <w:sz w:val="36"/>
+          <w:szCs w:val="36"/>
+        </w:rPr>
+        <w:t>Flutter</w:t>
+      </w:r>
+      <w:r>
+        <w:rPr>
+          <w:sz w:val="36"/>
+          <w:szCs w:val="36"/>
+        </w:rPr>
+        <w:t xml:space="preserve"> code but Plugins contain </w:t>
+      </w:r>
+      <w:r>
+        <w:rPr>
+          <w:b/>
+          <w:bCs/>
+          <w:sz w:val="36"/>
+          <w:szCs w:val="36"/>
+        </w:rPr>
+        <w:t>Dart</w:t>
+      </w:r>
+      <w:r>
+        <w:rPr>
+          <w:sz w:val="36"/>
+          <w:szCs w:val="36"/>
+        </w:rPr>
+        <w:t xml:space="preserve"> + Native Kotlin/Swift code and uses Platform </w:t>
+      </w:r>
+      <w:r>
+        <w:rPr>
+          <w:sz w:val="36"/>
+          <w:szCs w:val="36"/>
+        </w:rPr>
+        <w:lastRenderedPageBreak/>
+        <w:t xml:space="preserve">channels (examples: camera, </w:t>
+      </w:r>
+      <w:proofErr w:type="spellStart"/>
+      <w:r>
+        <w:rPr>
+          <w:b/>
+          <w:bCs/>
+          <w:sz w:val="36"/>
+          <w:szCs w:val="36"/>
+        </w:rPr>
+        <w:t>image_picker</w:t>
+      </w:r>
+      <w:proofErr w:type="spellEnd"/>
+      <w:r>
+        <w:rPr>
+          <w:sz w:val="36"/>
+          <w:szCs w:val="36"/>
+        </w:rPr>
+        <w:t xml:space="preserve">, </w:t>
+      </w:r>
+      <w:proofErr w:type="spellStart"/>
+      <w:r>
+        <w:rPr>
+          <w:b/>
+          <w:bCs/>
+          <w:sz w:val="36"/>
+          <w:szCs w:val="36"/>
+        </w:rPr>
+        <w:t>google_maps_flutter</w:t>
+      </w:r>
+      <w:proofErr w:type="spellEnd"/>
+      <w:r>
+        <w:rPr>
+          <w:sz w:val="36"/>
+          <w:szCs w:val="36"/>
+        </w:rPr>
+        <w:t xml:space="preserve"> and firebase plugins)</w:t>
+      </w:r>
+    </w:p>
+    <w:p>
+      <w:pPr>
+        <w:jc w:val="both"/>
+        <w:rPr>
+          <w:sz w:val="36"/>
+          <w:szCs w:val="36"/>
+        </w:rPr>
+      </w:pPr>
+    </w:p>
+    <w:p>
+      <w:pPr>
+        <w:jc w:val="both"/>
+        <w:rPr>
+          <w:sz w:val="36"/>
+          <w:szCs w:val="36"/>
+        </w:rPr>
+      </w:pPr>
+    </w:p>
+    <w:p>
+      <w:pPr>
+        <w:jc w:val="both"/>
+        <w:rPr>
+          <w:sz w:val="36"/>
+          <w:szCs w:val="36"/>
+        </w:rPr>
+      </w:pPr>
+      <w:r>
+        <w:rPr>
+          <w:sz w:val="36"/>
+          <w:szCs w:val="36"/>
+        </w:rPr>
+        <w:t>The Real Mental Shift:</w:t>
+      </w:r>
+    </w:p>
+    <w:p>
+      <w:pPr>
+        <w:jc w:val="both"/>
+        <w:rPr>
+          <w:sz w:val="36"/>
+          <w:szCs w:val="36"/>
+        </w:rPr>
+      </w:pPr>
+      <w:r>
+        <w:rPr>
+          <w:sz w:val="36"/>
+          <w:szCs w:val="36"/>
+        </w:rPr>
         <w:t xml:space="preserve"># </w:t>
       </w:r>
       <w:r>
         <w:rPr>
-          <w:sz w:val="36"/>
-          <w:szCs w:val="36"/>
-        </w:rPr>
-        <w:t xml:space="preserve">Packages contain pure </w:t>
-      </w:r>
-      <w:r>
-        <w:rPr>
-          <w:b/>
-          <w:bCs/>
-          <w:sz w:val="36"/>
-          <w:szCs w:val="36"/>
-        </w:rPr>
-        <w:t>Dart</w:t>
-      </w:r>
-      <w:r>
-        <w:rPr>
-          <w:sz w:val="36"/>
-          <w:szCs w:val="36"/>
-        </w:rPr>
-        <w:t>/</w:t>
+          <w:b/>
+          <w:bCs/>
+          <w:sz w:val="36"/>
+          <w:szCs w:val="36"/>
+        </w:rPr>
+        <w:t xml:space="preserve">Flutter </w:t>
+      </w:r>
+      <w:r>
+        <w:rPr>
+          <w:sz w:val="36"/>
+          <w:szCs w:val="36"/>
+        </w:rPr>
+        <w:t>isn't "limited" but many native capabilities follow this path:</w:t>
+      </w:r>
+    </w:p>
+    <w:p>
+      <w:pPr>
+        <w:jc w:val="both"/>
+        <w:rPr>
+          <w:b/>
+          <w:bCs/>
+          <w:sz w:val="36"/>
+          <w:szCs w:val="36"/>
+        </w:rPr>
+      </w:pPr>
+      <w:r>
+        <w:rPr>
+          <w:b/>
+          <w:bCs/>
+          <w:sz w:val="36"/>
+          <w:szCs w:val="36"/>
+        </w:rPr>
+        <w:t>Flutter UI → Platform Channel → Kotlin/Swift Native Code</w:t>
+      </w:r>
+    </w:p>
+    <w:p>
+      <w:pPr>
+        <w:jc w:val="both"/>
+        <w:rPr>
+          <w:sz w:val="36"/>
+          <w:szCs w:val="36"/>
+        </w:rPr>
+      </w:pPr>
+      <w:r>
+        <w:rPr>
+          <w:sz w:val="36"/>
+          <w:szCs w:val="36"/>
+        </w:rPr>
+        <w:t xml:space="preserve"># </w:t>
+      </w:r>
+      <w:r>
+        <w:rPr>
+          <w:sz w:val="36"/>
+          <w:szCs w:val="36"/>
+        </w:rPr>
+        <w:t xml:space="preserve">So experienced </w:t>
       </w:r>
       <w:r>
         <w:rPr>
@@ -5445,33 +5788,15 @@
           <w:sz w:val="36"/>
           <w:szCs w:val="36"/>
         </w:rPr>
-        <w:t xml:space="preserve"> code but Plugins contain </w:t>
-      </w:r>
-      <w:r>
-        <w:rPr>
-          <w:b/>
-          <w:bCs/>
-          <w:sz w:val="36"/>
-          <w:szCs w:val="36"/>
-        </w:rPr>
-        <w:t>Dart</w:t>
-      </w:r>
-      <w:r>
-        <w:rPr>
-          <w:sz w:val="36"/>
-          <w:szCs w:val="36"/>
-        </w:rPr>
-        <w:t xml:space="preserve"> + Native Kotlin/Swift code and uses Platform channels (examples: camera, </w:t>
+        <w:t xml:space="preserve"> </w:t>
       </w:r>
       <w:proofErr w:type="spellStart"/>
       <w:r>
         <w:rPr>
-          <w:b/>
-          <w:bCs/>
-          <w:sz w:val="36"/>
-          <w:szCs w:val="36"/>
-        </w:rPr>
-        <w:t>image_picker</w:t>
+          <w:sz w:val="36"/>
+          <w:szCs w:val="36"/>
+        </w:rPr>
+        <w:t>devs</w:t>
       </w:r>
       <w:proofErr w:type="spellEnd"/>
       <w:r>
@@ -5479,59 +5804,86 @@
           <w:sz w:val="36"/>
           <w:szCs w:val="36"/>
         </w:rPr>
-        <w:t xml:space="preserve">, </w:t>
-      </w:r>
-      <w:proofErr w:type="spellStart"/>
-      <w:r>
-        <w:rPr>
-          <w:b/>
-          <w:bCs/>
-          <w:sz w:val="36"/>
-          <w:szCs w:val="36"/>
-        </w:rPr>
-        <w:t>google_maps_flutter</w:t>
-      </w:r>
-      <w:proofErr w:type="spellEnd"/>
-      <w:r>
-        <w:rPr>
-          <w:sz w:val="36"/>
-          <w:szCs w:val="36"/>
-        </w:rPr>
-        <w:t xml:space="preserve"> and firebase plugins)</w:t>
-      </w:r>
-    </w:p>
-    <w:p>
-      <w:pPr>
-        <w:jc w:val="both"/>
-        <w:rPr>
-          <w:sz w:val="36"/>
-          <w:szCs w:val="36"/>
-        </w:rPr>
-      </w:pPr>
-    </w:p>
-    <w:p>
-      <w:pPr>
-        <w:jc w:val="both"/>
-        <w:rPr>
-          <w:sz w:val="36"/>
-          <w:szCs w:val="36"/>
-        </w:rPr>
-      </w:pPr>
-    </w:p>
-    <w:p>
-      <w:pPr>
-        <w:jc w:val="both"/>
-        <w:rPr>
-          <w:sz w:val="36"/>
-          <w:szCs w:val="36"/>
-        </w:rPr>
-      </w:pPr>
-      <w:r>
-        <w:rPr>
-          <w:sz w:val="36"/>
-          <w:szCs w:val="36"/>
-        </w:rPr>
-        <w:t>The Real Mental Shift:</w:t>
+        <w:t xml:space="preserve"> still learn native basics. Not because </w:t>
+      </w:r>
+      <w:r>
+        <w:rPr>
+          <w:b/>
+          <w:bCs/>
+          <w:sz w:val="36"/>
+          <w:szCs w:val="36"/>
+        </w:rPr>
+        <w:t>Flutter</w:t>
+      </w:r>
+      <w:r>
+        <w:rPr>
+          <w:sz w:val="36"/>
+          <w:szCs w:val="36"/>
+        </w:rPr>
+        <w:t xml:space="preserve"> can't do it but because some things require dropping into native to do it properly</w:t>
+      </w:r>
+      <w:r>
+        <w:rPr>
+          <w:sz w:val="36"/>
+          <w:szCs w:val="36"/>
+        </w:rPr>
+        <w:t>.</w:t>
+      </w:r>
+    </w:p>
+    <w:p>
+      <w:pPr>
+        <w:jc w:val="both"/>
+        <w:rPr>
+          <w:sz w:val="36"/>
+          <w:szCs w:val="36"/>
+        </w:rPr>
+      </w:pPr>
+    </w:p>
+    <w:p>
+      <w:pPr>
+        <w:jc w:val="both"/>
+        <w:rPr>
+          <w:sz w:val="36"/>
+          <w:szCs w:val="36"/>
+        </w:rPr>
+      </w:pPr>
+    </w:p>
+    <w:p>
+      <w:pPr>
+        <w:jc w:val="both"/>
+        <w:rPr>
+          <w:b/>
+          <w:bCs/>
+          <w:sz w:val="36"/>
+          <w:szCs w:val="36"/>
+        </w:rPr>
+      </w:pPr>
+      <w:r>
+        <w:rPr>
+          <w:b/>
+          <w:bCs/>
+          <w:sz w:val="36"/>
+          <w:szCs w:val="36"/>
+        </w:rPr>
+        <w:t>Socket/WebSocket (With Firebase</w:t>
+      </w:r>
+      <w:r>
+        <w:rPr>
+          <w:b/>
+          <w:bCs/>
+          <w:sz w:val="36"/>
+          <w:szCs w:val="36"/>
+        </w:rPr>
+        <w:t xml:space="preserve"> Realtime DB</w:t>
+      </w:r>
+      <w:r>
+        <w:rPr>
+          <w:b/>
+          <w:bCs/>
+          <w:sz w:val="36"/>
+          <w:szCs w:val="36"/>
+        </w:rPr>
+        <w:t>):</w:t>
       </w:r>
     </w:p>
     <w:p>
@@ -5551,39 +5903,133 @@
       </w:r>
       <w:r>
         <w:rPr>
-          <w:b/>
-          <w:bCs/>
-          <w:sz w:val="36"/>
-          <w:szCs w:val="36"/>
-        </w:rPr>
-        <w:t xml:space="preserve">Flutter </w:t>
-      </w:r>
-      <w:r>
-        <w:rPr>
-          <w:sz w:val="36"/>
-          <w:szCs w:val="36"/>
-        </w:rPr>
-        <w:t>isn't "limited" but many native capabilities follow this path:</w:t>
-      </w:r>
-    </w:p>
-    <w:p>
-      <w:pPr>
-        <w:jc w:val="both"/>
-        <w:rPr>
-          <w:b/>
-          <w:bCs/>
-          <w:sz w:val="36"/>
-          <w:szCs w:val="36"/>
-        </w:rPr>
-      </w:pPr>
-      <w:r>
-        <w:rPr>
-          <w:b/>
-          <w:bCs/>
-          <w:sz w:val="36"/>
-          <w:szCs w:val="36"/>
-        </w:rPr>
-        <w:t>Flutter UI → Platform Channel → Kotlin/Swift Native Code</w:t>
+          <w:sz w:val="36"/>
+          <w:szCs w:val="36"/>
+        </w:rPr>
+        <w:t>A socket is a communication endpoint between two devices/processes over a network.</w:t>
+      </w:r>
+      <w:r>
+        <w:rPr>
+          <w:sz w:val="36"/>
+          <w:szCs w:val="36"/>
+        </w:rPr>
+        <w:t xml:space="preserve"> </w:t>
+      </w:r>
+      <w:r>
+        <w:rPr>
+          <w:sz w:val="36"/>
+          <w:szCs w:val="36"/>
+        </w:rPr>
+        <w:t>It allows two systems to send and receive data.</w:t>
+      </w:r>
+    </w:p>
+    <w:p>
+      <w:pPr>
+        <w:jc w:val="both"/>
+        <w:rPr>
+          <w:sz w:val="36"/>
+          <w:szCs w:val="36"/>
+        </w:rPr>
+      </w:pPr>
+      <w:r>
+        <w:rPr>
+          <w:sz w:val="36"/>
+          <w:szCs w:val="36"/>
+        </w:rPr>
+        <w:t xml:space="preserve"># </w:t>
+      </w:r>
+      <w:r>
+        <w:rPr>
+          <w:b/>
+          <w:bCs/>
+          <w:sz w:val="36"/>
+          <w:szCs w:val="36"/>
+        </w:rPr>
+        <w:t>WebSocket</w:t>
+      </w:r>
+      <w:r>
+        <w:rPr>
+          <w:sz w:val="36"/>
+          <w:szCs w:val="36"/>
+        </w:rPr>
+        <w:t xml:space="preserve"> is a protocol that creates a persistent, two-way connection between client and server.</w:t>
+      </w:r>
+      <w:r>
+        <w:rPr>
+          <w:sz w:val="36"/>
+          <w:szCs w:val="36"/>
+        </w:rPr>
+        <w:t xml:space="preserve"> </w:t>
+      </w:r>
+      <w:r>
+        <w:rPr>
+          <w:sz w:val="36"/>
+          <w:szCs w:val="36"/>
+        </w:rPr>
+        <w:t>Unlike REST APIs:</w:t>
+      </w:r>
+    </w:p>
+    <w:p>
+      <w:pPr>
+        <w:pStyle w:val="ListParagraph"/>
+        <w:numPr>
+          <w:ilvl w:val="0"/>
+          <w:numId w:val="32"/>
+        </w:numPr>
+        <w:jc w:val="both"/>
+        <w:rPr>
+          <w:sz w:val="36"/>
+          <w:szCs w:val="36"/>
+        </w:rPr>
+      </w:pPr>
+      <w:r>
+        <w:rPr>
+          <w:sz w:val="36"/>
+          <w:szCs w:val="36"/>
+        </w:rPr>
+        <w:t>connection stays open</w:t>
+      </w:r>
+    </w:p>
+    <w:p>
+      <w:pPr>
+        <w:pStyle w:val="ListParagraph"/>
+        <w:numPr>
+          <w:ilvl w:val="0"/>
+          <w:numId w:val="32"/>
+        </w:numPr>
+        <w:jc w:val="both"/>
+        <w:rPr>
+          <w:sz w:val="36"/>
+          <w:szCs w:val="36"/>
+        </w:rPr>
+      </w:pPr>
+      <w:r>
+        <w:rPr>
+          <w:sz w:val="36"/>
+          <w:szCs w:val="36"/>
+        </w:rPr>
+        <w:t>both sides can send data anytime</w:t>
+      </w:r>
+    </w:p>
+    <w:p>
+      <w:pPr>
+        <w:pStyle w:val="ListParagraph"/>
+        <w:numPr>
+          <w:ilvl w:val="0"/>
+          <w:numId w:val="32"/>
+        </w:numPr>
+        <w:jc w:val="both"/>
+        <w:rPr>
+          <w:sz w:val="36"/>
+          <w:szCs w:val="36"/>
+        </w:rPr>
+      </w:pPr>
+      <w:r>
+        <w:rPr>
+          <w:sz w:val="36"/>
+          <w:szCs w:val="36"/>
+        </w:rPr>
+        <w:t>real-time communication becomes possible</w:t>
       </w:r>
     </w:p>
     <w:p>
@@ -5607,16 +6053,7 @@
           <w:sz w:val="36"/>
           <w:szCs w:val="36"/>
         </w:rPr>
-        <w:t xml:space="preserve">So experienced </w:t>
-      </w:r>
-      <w:r>
-        <w:rPr>
-          <w:b/>
-          <w:bCs/>
-          <w:sz w:val="36"/>
-          <w:szCs w:val="36"/>
-        </w:rPr>
-        <w:t>Flutter</w:t>
+        <w:t>Used for</w:t>
       </w:r>
       <w:r>
         <w:rPr>
@@ -5625,44 +6062,743 @@
         </w:rPr>
         <w:t xml:space="preserve"> </w:t>
       </w:r>
+      <w:r>
+        <w:rPr>
+          <w:sz w:val="36"/>
+          <w:szCs w:val="36"/>
+        </w:rPr>
+        <w:t>chat apps</w:t>
+      </w:r>
+      <w:r>
+        <w:rPr>
+          <w:sz w:val="36"/>
+          <w:szCs w:val="36"/>
+        </w:rPr>
+        <w:t xml:space="preserve">, </w:t>
+      </w:r>
+      <w:r>
+        <w:rPr>
+          <w:sz w:val="36"/>
+          <w:szCs w:val="36"/>
+        </w:rPr>
+        <w:t>live games</w:t>
+      </w:r>
+      <w:r>
+        <w:rPr>
+          <w:sz w:val="36"/>
+          <w:szCs w:val="36"/>
+        </w:rPr>
+        <w:t xml:space="preserve">, </w:t>
+      </w:r>
+      <w:r>
+        <w:rPr>
+          <w:sz w:val="36"/>
+          <w:szCs w:val="36"/>
+        </w:rPr>
+        <w:t>stock prices</w:t>
+      </w:r>
+      <w:r>
+        <w:rPr>
+          <w:sz w:val="36"/>
+          <w:szCs w:val="36"/>
+        </w:rPr>
+        <w:t xml:space="preserve"> and </w:t>
+      </w:r>
+      <w:r>
+        <w:rPr>
+          <w:sz w:val="36"/>
+          <w:szCs w:val="36"/>
+        </w:rPr>
+        <w:t>live notifications</w:t>
+      </w:r>
+    </w:p>
+    <w:p>
+      <w:pPr>
+        <w:jc w:val="both"/>
+        <w:rPr>
+          <w:sz w:val="36"/>
+          <w:szCs w:val="36"/>
+        </w:rPr>
+      </w:pPr>
+    </w:p>
+    <w:p>
+      <w:pPr>
+        <w:jc w:val="both"/>
+        <w:rPr>
+          <w:sz w:val="36"/>
+          <w:szCs w:val="36"/>
+        </w:rPr>
+      </w:pPr>
+      <w:r>
+        <w:rPr>
+          <w:sz w:val="36"/>
+          <w:szCs w:val="36"/>
+        </w:rPr>
+        <w:t>WebSocket vs REST:</w:t>
+      </w:r>
+    </w:p>
+    <w:p>
+      <w:pPr>
+        <w:jc w:val="both"/>
+        <w:rPr>
+          <w:sz w:val="36"/>
+          <w:szCs w:val="36"/>
+        </w:rPr>
+      </w:pPr>
+      <w:r>
+        <w:rPr>
+          <w:sz w:val="36"/>
+          <w:szCs w:val="36"/>
+        </w:rPr>
+        <w:t xml:space="preserve"># </w:t>
+      </w:r>
+      <w:r>
+        <w:rPr>
+          <w:sz w:val="36"/>
+          <w:szCs w:val="36"/>
+        </w:rPr>
+        <w:t>WebSocket itself is a communication protocol/API mechanism.</w:t>
+      </w:r>
+      <w:r>
+        <w:rPr>
+          <w:sz w:val="36"/>
+          <w:szCs w:val="36"/>
+        </w:rPr>
+        <w:t xml:space="preserve"> </w:t>
+      </w:r>
+      <w:r>
+        <w:rPr>
+          <w:sz w:val="36"/>
+          <w:szCs w:val="36"/>
+        </w:rPr>
+        <w:t>WebSocket avoids repeated HTTP request-response cycles and instead keeps one persistent real-time connection open.</w:t>
+      </w:r>
+    </w:p>
+    <w:p>
+      <w:pPr>
+        <w:jc w:val="both"/>
+        <w:rPr>
+          <w:sz w:val="36"/>
+          <w:szCs w:val="36"/>
+        </w:rPr>
+      </w:pPr>
+      <w:r>
+        <w:rPr>
+          <w:sz w:val="36"/>
+          <w:szCs w:val="36"/>
+        </w:rPr>
+        <w:t xml:space="preserve"># </w:t>
+      </w:r>
+      <w:r>
+        <w:rPr>
+          <w:sz w:val="36"/>
+          <w:szCs w:val="36"/>
+        </w:rPr>
+        <w:t>REST API</w:t>
+      </w:r>
+      <w:r>
+        <w:rPr>
+          <w:sz w:val="36"/>
+          <w:szCs w:val="36"/>
+        </w:rPr>
+        <w:t>, c</w:t>
+      </w:r>
+      <w:r>
+        <w:rPr>
+          <w:sz w:val="36"/>
+          <w:szCs w:val="36"/>
+        </w:rPr>
+        <w:t>lient must repeatedly ask for updates.</w:t>
+      </w:r>
+    </w:p>
+    <w:p>
+      <w:pPr>
+        <w:jc w:val="both"/>
+        <w:rPr>
+          <w:b/>
+          <w:bCs/>
+          <w:sz w:val="36"/>
+          <w:szCs w:val="36"/>
+        </w:rPr>
+      </w:pPr>
+      <w:r>
+        <w:rPr>
+          <w:b/>
+          <w:bCs/>
+          <w:sz w:val="36"/>
+          <w:szCs w:val="36"/>
+        </w:rPr>
+        <w:t>Request → Response → Connection closes</w:t>
+      </w:r>
+    </w:p>
+    <w:p>
+      <w:pPr>
+        <w:jc w:val="both"/>
+        <w:rPr>
+          <w:sz w:val="36"/>
+          <w:szCs w:val="36"/>
+        </w:rPr>
+      </w:pPr>
+      <w:r>
+        <w:rPr>
+          <w:sz w:val="36"/>
+          <w:szCs w:val="36"/>
+        </w:rPr>
+        <w:t xml:space="preserve"># </w:t>
+      </w:r>
+      <w:r>
+        <w:rPr>
+          <w:sz w:val="36"/>
+          <w:szCs w:val="36"/>
+        </w:rPr>
+        <w:t>WebSocket</w:t>
+      </w:r>
+      <w:r>
+        <w:rPr>
+          <w:sz w:val="36"/>
+          <w:szCs w:val="36"/>
+        </w:rPr>
+        <w:t>, s</w:t>
+      </w:r>
+      <w:r>
+        <w:rPr>
+          <w:sz w:val="36"/>
+          <w:szCs w:val="36"/>
+        </w:rPr>
+        <w:t>erver can push updates instantly.</w:t>
+      </w:r>
+    </w:p>
+    <w:p>
+      <w:pPr>
+        <w:jc w:val="both"/>
+        <w:rPr>
+          <w:b/>
+          <w:bCs/>
+          <w:sz w:val="36"/>
+          <w:szCs w:val="36"/>
+        </w:rPr>
+      </w:pPr>
+      <w:r>
+        <w:rPr>
+          <w:b/>
+          <w:bCs/>
+          <w:sz w:val="36"/>
+          <w:szCs w:val="36"/>
+        </w:rPr>
+        <w:t>Connection opens once</w:t>
+      </w:r>
+    </w:p>
+    <w:p>
+      <w:pPr>
+        <w:jc w:val="both"/>
+        <w:rPr>
+          <w:b/>
+          <w:bCs/>
+          <w:sz w:val="36"/>
+          <w:szCs w:val="36"/>
+        </w:rPr>
+      </w:pPr>
+      <w:r>
+        <w:rPr>
+          <w:b/>
+          <w:bCs/>
+          <w:sz w:val="36"/>
+          <w:szCs w:val="36"/>
+        </w:rPr>
+        <w:t>↕</w:t>
+      </w:r>
+    </w:p>
+    <w:p>
+      <w:pPr>
+        <w:jc w:val="both"/>
+        <w:rPr>
+          <w:b/>
+          <w:bCs/>
+          <w:sz w:val="36"/>
+          <w:szCs w:val="36"/>
+        </w:rPr>
+      </w:pPr>
+      <w:r>
+        <w:rPr>
+          <w:b/>
+          <w:bCs/>
+          <w:sz w:val="36"/>
+          <w:szCs w:val="36"/>
+        </w:rPr>
+        <w:t>Both client and server communicate continuously</w:t>
+      </w:r>
+    </w:p>
+    <w:p>
+      <w:pPr>
+        <w:jc w:val="both"/>
+        <w:rPr>
+          <w:sz w:val="36"/>
+          <w:szCs w:val="36"/>
+        </w:rPr>
+      </w:pPr>
+    </w:p>
+    <w:p>
+      <w:pPr>
+        <w:jc w:val="both"/>
+        <w:rPr>
+          <w:sz w:val="36"/>
+          <w:szCs w:val="36"/>
+        </w:rPr>
+      </w:pPr>
+      <w:r>
+        <w:rPr>
+          <w:sz w:val="36"/>
+          <w:szCs w:val="36"/>
+        </w:rPr>
+        <w:t>Firebase with WebSocket:</w:t>
+      </w:r>
+    </w:p>
+    <w:p>
+      <w:pPr>
+        <w:jc w:val="both"/>
+        <w:rPr>
+          <w:sz w:val="36"/>
+          <w:szCs w:val="36"/>
+        </w:rPr>
+      </w:pPr>
+      <w:r>
+        <w:rPr>
+          <w:sz w:val="36"/>
+          <w:szCs w:val="36"/>
+        </w:rPr>
+        <w:t xml:space="preserve"># </w:t>
+      </w:r>
+      <w:r>
+        <w:rPr>
+          <w:b/>
+          <w:bCs/>
+          <w:sz w:val="36"/>
+          <w:szCs w:val="36"/>
+        </w:rPr>
+        <w:t>Firebase</w:t>
+      </w:r>
+      <w:r>
+        <w:rPr>
+          <w:sz w:val="36"/>
+          <w:szCs w:val="36"/>
+        </w:rPr>
+        <w:t xml:space="preserve"> itself is NOT a WebSocket.</w:t>
+      </w:r>
+      <w:r>
+        <w:rPr>
+          <w:sz w:val="36"/>
+          <w:szCs w:val="36"/>
+        </w:rPr>
+        <w:t xml:space="preserve"> </w:t>
+      </w:r>
+      <w:r>
+        <w:rPr>
+          <w:b/>
+          <w:bCs/>
+          <w:sz w:val="36"/>
+          <w:szCs w:val="36"/>
+        </w:rPr>
+        <w:t>Firebase</w:t>
+      </w:r>
+      <w:r>
+        <w:rPr>
+          <w:sz w:val="36"/>
+          <w:szCs w:val="36"/>
+        </w:rPr>
+        <w:t xml:space="preserve"> is a backend platform/service.</w:t>
+      </w:r>
+      <w:r>
+        <w:rPr>
+          <w:sz w:val="36"/>
+          <w:szCs w:val="36"/>
+        </w:rPr>
+        <w:t xml:space="preserve">  But </w:t>
+      </w:r>
+      <w:r>
+        <w:rPr>
+          <w:b/>
+          <w:bCs/>
+          <w:sz w:val="36"/>
+          <w:szCs w:val="36"/>
+        </w:rPr>
+        <w:t>Firebase</w:t>
+      </w:r>
+      <w:r>
+        <w:rPr>
+          <w:sz w:val="36"/>
+          <w:szCs w:val="36"/>
+        </w:rPr>
+        <w:t xml:space="preserve"> </w:t>
+      </w:r>
+      <w:r>
+        <w:rPr>
+          <w:sz w:val="36"/>
+          <w:szCs w:val="36"/>
+        </w:rPr>
+        <w:t xml:space="preserve">Cloud </w:t>
+      </w:r>
       <w:proofErr w:type="spellStart"/>
       <w:r>
         <w:rPr>
-          <w:sz w:val="36"/>
-          <w:szCs w:val="36"/>
-        </w:rPr>
-        <w:t>devs</w:t>
+          <w:b/>
+          <w:bCs/>
+          <w:sz w:val="36"/>
+          <w:szCs w:val="36"/>
+        </w:rPr>
+        <w:t>Firestore</w:t>
       </w:r>
       <w:proofErr w:type="spellEnd"/>
       <w:r>
         <w:rPr>
-          <w:sz w:val="36"/>
-          <w:szCs w:val="36"/>
-        </w:rPr>
-        <w:t xml:space="preserve"> still learn native basics. Not because </w:t>
-      </w:r>
-      <w:r>
-        <w:rPr>
-          <w:b/>
-          <w:bCs/>
-          <w:sz w:val="36"/>
-          <w:szCs w:val="36"/>
-        </w:rPr>
-        <w:t>Flutter</w:t>
-      </w:r>
-      <w:r>
-        <w:rPr>
-          <w:sz w:val="36"/>
-          <w:szCs w:val="36"/>
-        </w:rPr>
-        <w:t xml:space="preserve"> can't do it but because some things require dropping into native to do it properly</w:t>
-      </w:r>
-      <w:r>
-        <w:rPr>
-          <w:sz w:val="36"/>
-          <w:szCs w:val="36"/>
-        </w:rPr>
-        <w:t>.</w:t>
+          <w:b/>
+          <w:bCs/>
+          <w:sz w:val="36"/>
+          <w:szCs w:val="36"/>
+        </w:rPr>
+        <w:t xml:space="preserve"> </w:t>
+      </w:r>
+      <w:r>
+        <w:rPr>
+          <w:sz w:val="36"/>
+          <w:szCs w:val="36"/>
+        </w:rPr>
+        <w:t xml:space="preserve">uses persistent </w:t>
+      </w:r>
+      <w:r>
+        <w:rPr>
+          <w:sz w:val="36"/>
+          <w:szCs w:val="36"/>
+        </w:rPr>
+        <w:t>real-time</w:t>
+      </w:r>
+      <w:r>
+        <w:rPr>
+          <w:sz w:val="36"/>
+          <w:szCs w:val="36"/>
+        </w:rPr>
+        <w:t xml:space="preserve"> connections</w:t>
+      </w:r>
+      <w:r>
+        <w:rPr>
+          <w:sz w:val="36"/>
+          <w:szCs w:val="36"/>
+        </w:rPr>
+        <w:t xml:space="preserve"> and</w:t>
+      </w:r>
+      <w:r>
+        <w:rPr>
+          <w:sz w:val="36"/>
+          <w:szCs w:val="36"/>
+        </w:rPr>
+        <w:t xml:space="preserve"> internally</w:t>
+      </w:r>
+      <w:r>
+        <w:rPr>
+          <w:sz w:val="36"/>
+          <w:szCs w:val="36"/>
+        </w:rPr>
+        <w:t xml:space="preserve"> </w:t>
+      </w:r>
+      <w:r>
+        <w:rPr>
+          <w:sz w:val="36"/>
+          <w:szCs w:val="36"/>
+        </w:rPr>
+        <w:t xml:space="preserve">supports </w:t>
+      </w:r>
+      <w:r>
+        <w:rPr>
+          <w:sz w:val="36"/>
+          <w:szCs w:val="36"/>
+        </w:rPr>
+        <w:t>real-time</w:t>
+      </w:r>
+      <w:r>
+        <w:rPr>
+          <w:sz w:val="36"/>
+          <w:szCs w:val="36"/>
+        </w:rPr>
+        <w:t xml:space="preserve"> listeners.</w:t>
+      </w:r>
+      <w:r>
+        <w:rPr>
+          <w:sz w:val="36"/>
+          <w:szCs w:val="36"/>
+        </w:rPr>
+        <w:t xml:space="preserve"> </w:t>
+      </w:r>
+      <w:r>
+        <w:rPr>
+          <w:sz w:val="36"/>
+          <w:szCs w:val="36"/>
+        </w:rPr>
+        <w:t>Internally it may use:</w:t>
+      </w:r>
+    </w:p>
+    <w:p>
+      <w:pPr>
+        <w:pStyle w:val="ListParagraph"/>
+        <w:numPr>
+          <w:ilvl w:val="0"/>
+          <w:numId w:val="34"/>
+        </w:numPr>
+        <w:jc w:val="both"/>
+        <w:rPr>
+          <w:sz w:val="36"/>
+          <w:szCs w:val="36"/>
+        </w:rPr>
+      </w:pPr>
+      <w:proofErr w:type="spellStart"/>
+      <w:r>
+        <w:rPr>
+          <w:sz w:val="36"/>
+          <w:szCs w:val="36"/>
+        </w:rPr>
+        <w:t>WebSockets</w:t>
+      </w:r>
+      <w:proofErr w:type="spellEnd"/>
+    </w:p>
+    <w:p>
+      <w:pPr>
+        <w:pStyle w:val="ListParagraph"/>
+        <w:numPr>
+          <w:ilvl w:val="0"/>
+          <w:numId w:val="34"/>
+        </w:numPr>
+        <w:jc w:val="both"/>
+        <w:rPr>
+          <w:sz w:val="36"/>
+          <w:szCs w:val="36"/>
+        </w:rPr>
+      </w:pPr>
+      <w:r>
+        <w:rPr>
+          <w:sz w:val="36"/>
+          <w:szCs w:val="36"/>
+        </w:rPr>
+        <w:t>HTTP/2 streaming</w:t>
+      </w:r>
+    </w:p>
+    <w:p>
+      <w:pPr>
+        <w:pStyle w:val="ListParagraph"/>
+        <w:numPr>
+          <w:ilvl w:val="0"/>
+          <w:numId w:val="34"/>
+        </w:numPr>
+        <w:jc w:val="both"/>
+        <w:rPr>
+          <w:sz w:val="36"/>
+          <w:szCs w:val="36"/>
+        </w:rPr>
+      </w:pPr>
+      <w:proofErr w:type="spellStart"/>
+      <w:r>
+        <w:rPr>
+          <w:sz w:val="36"/>
+          <w:szCs w:val="36"/>
+        </w:rPr>
+        <w:t>gRPC</w:t>
+      </w:r>
+      <w:proofErr w:type="spellEnd"/>
+      <w:r>
+        <w:rPr>
+          <w:sz w:val="36"/>
+          <w:szCs w:val="36"/>
+        </w:rPr>
+        <w:t xml:space="preserve"> streams</w:t>
+      </w:r>
+    </w:p>
+    <w:p>
+      <w:pPr>
+        <w:jc w:val="both"/>
+        <w:rPr>
+          <w:sz w:val="36"/>
+          <w:szCs w:val="36"/>
+        </w:rPr>
+      </w:pPr>
+      <w:r>
+        <w:rPr>
+          <w:sz w:val="36"/>
+          <w:szCs w:val="36"/>
+        </w:rPr>
+        <w:lastRenderedPageBreak/>
+        <w:t># D</w:t>
+      </w:r>
+      <w:r>
+        <w:rPr>
+          <w:sz w:val="36"/>
+          <w:szCs w:val="36"/>
+        </w:rPr>
+        <w:t>epending on platform and environment.</w:t>
+      </w:r>
+      <w:r>
+        <w:rPr>
+          <w:sz w:val="36"/>
+          <w:szCs w:val="36"/>
+        </w:rPr>
+        <w:t xml:space="preserve"> </w:t>
+      </w:r>
+      <w:r>
+        <w:rPr>
+          <w:sz w:val="36"/>
+          <w:szCs w:val="36"/>
+        </w:rPr>
+        <w:t xml:space="preserve">As a Flutter developer, </w:t>
+      </w:r>
+      <w:r>
+        <w:rPr>
+          <w:sz w:val="36"/>
+          <w:szCs w:val="36"/>
+        </w:rPr>
+        <w:t>we</w:t>
+      </w:r>
+      <w:r>
+        <w:rPr>
+          <w:sz w:val="36"/>
+          <w:szCs w:val="36"/>
+        </w:rPr>
+        <w:t xml:space="preserve"> usually do:</w:t>
+      </w:r>
+    </w:p>
+    <w:p>
+      <w:pPr>
+        <w:jc w:val="both"/>
+        <w:rPr>
+          <w:b/>
+          <w:bCs/>
+          <w:sz w:val="36"/>
+          <w:szCs w:val="36"/>
+        </w:rPr>
+      </w:pPr>
+      <w:proofErr w:type="spellStart"/>
+      <w:proofErr w:type="gramStart"/>
+      <w:r>
+        <w:rPr>
+          <w:b/>
+          <w:bCs/>
+          <w:sz w:val="36"/>
+          <w:szCs w:val="36"/>
+        </w:rPr>
+        <w:t>stream.listen</w:t>
+      </w:r>
+      <w:proofErr w:type="spellEnd"/>
+      <w:proofErr w:type="gramEnd"/>
+      <w:r>
+        <w:rPr>
+          <w:b/>
+          <w:bCs/>
+          <w:sz w:val="36"/>
+          <w:szCs w:val="36"/>
+        </w:rPr>
+        <w:t>(...)</w:t>
+      </w:r>
+    </w:p>
+    <w:p>
+      <w:pPr>
+        <w:jc w:val="both"/>
+        <w:rPr>
+          <w:sz w:val="36"/>
+          <w:szCs w:val="36"/>
+        </w:rPr>
+      </w:pPr>
+      <w:r>
+        <w:rPr>
+          <w:sz w:val="36"/>
+          <w:szCs w:val="36"/>
+        </w:rPr>
+        <w:t xml:space="preserve"># </w:t>
+      </w:r>
+      <w:r>
+        <w:rPr>
+          <w:sz w:val="36"/>
+          <w:szCs w:val="36"/>
+        </w:rPr>
+        <w:t>or:</w:t>
+      </w:r>
+    </w:p>
+    <w:p>
+      <w:pPr>
+        <w:jc w:val="both"/>
+        <w:rPr>
+          <w:b/>
+          <w:bCs/>
+          <w:sz w:val="36"/>
+          <w:szCs w:val="36"/>
+        </w:rPr>
+      </w:pPr>
+      <w:proofErr w:type="spellStart"/>
+      <w:proofErr w:type="gramStart"/>
+      <w:r>
+        <w:rPr>
+          <w:b/>
+          <w:bCs/>
+          <w:sz w:val="36"/>
+          <w:szCs w:val="36"/>
+        </w:rPr>
+        <w:t>FirebaseFirestore.instance.snapshots</w:t>
+      </w:r>
+      <w:proofErr w:type="spellEnd"/>
+      <w:proofErr w:type="gramEnd"/>
+      <w:r>
+        <w:rPr>
+          <w:b/>
+          <w:bCs/>
+          <w:sz w:val="36"/>
+          <w:szCs w:val="36"/>
+        </w:rPr>
+        <w:t>()</w:t>
+      </w:r>
+    </w:p>
+    <w:p>
+      <w:pPr>
+        <w:jc w:val="both"/>
+        <w:rPr>
+          <w:sz w:val="36"/>
+          <w:szCs w:val="36"/>
+        </w:rPr>
+      </w:pPr>
+      <w:r>
+        <w:rPr>
+          <w:sz w:val="36"/>
+          <w:szCs w:val="36"/>
+        </w:rPr>
+        <w:t># We</w:t>
+      </w:r>
+      <w:r>
+        <w:rPr>
+          <w:sz w:val="36"/>
+          <w:szCs w:val="36"/>
+        </w:rPr>
+        <w:t xml:space="preserve"> don’t directly manage WebSocket connections ourself.</w:t>
+      </w:r>
+      <w:r>
+        <w:rPr>
+          <w:sz w:val="36"/>
+          <w:szCs w:val="36"/>
+        </w:rPr>
+        <w:t xml:space="preserve"> </w:t>
+      </w:r>
+      <w:r>
+        <w:rPr>
+          <w:sz w:val="36"/>
+          <w:szCs w:val="36"/>
+        </w:rPr>
+        <w:t xml:space="preserve">Firebase SDK handles </w:t>
+      </w:r>
+      <w:r>
+        <w:rPr>
+          <w:sz w:val="36"/>
+          <w:szCs w:val="36"/>
+        </w:rPr>
+        <w:t>real-time</w:t>
+      </w:r>
+      <w:r>
+        <w:rPr>
+          <w:sz w:val="36"/>
+          <w:szCs w:val="36"/>
+        </w:rPr>
+        <w:t xml:space="preserve"> networking internally.</w:t>
       </w:r>
     </w:p>
     <w:p>
@@ -5998,6 +7134,7 @@
           <w:sz w:val="36"/>
           <w:szCs w:val="36"/>
         </w:rPr>
+        <w:lastRenderedPageBreak/>
         <w:t>Flatten widget trees – avoid deep nesting to reduce overdraw.</w:t>
       </w:r>
     </w:p>
@@ -6088,7 +7225,6 @@
           <w:sz w:val="36"/>
           <w:szCs w:val="36"/>
         </w:rPr>
-        <w:lastRenderedPageBreak/>
         <w:t>Dispose unused async calls – cancel streams, timers, or subscriptions.</w:t>
       </w:r>
     </w:p>
@@ -6424,6 +7560,7 @@
           <w:sz w:val="36"/>
           <w:szCs w:val="36"/>
         </w:rPr>
+        <w:lastRenderedPageBreak/>
         <w:t xml:space="preserve"># </w:t>
       </w:r>
       <w:r>
@@ -7029,6 +8166,119 @@
     </w:lvl>
   </w:abstractNum>
   <w:abstractNum w:abstractNumId="5" w15:restartNumberingAfterBreak="0">
+    <w:nsid w:val="13AE4148"/>
+    <w:multiLevelType w:val="hybridMultilevel"/>
+    <w:tmpl w:val="717C44EE"/>
+    <w:lvl w:ilvl="0" w:tplc="04090001">
+      <w:start w:val="1"/>
+      <w:numFmt w:val="bullet"/>
+      <w:lvlText w:val=""/>
+      <w:lvlJc w:val="left"/>
+      <w:pPr>
+        <w:ind w:left="360" w:hanging="360"/>
+      </w:pPr>
+      <w:rPr>
+        <w:rFonts w:ascii="Symbol" w:hAnsi="Symbol" w:hint="default"/>
+      </w:rPr>
+    </w:lvl>
+    <w:lvl w:ilvl="1" w:tplc="04090003" w:tentative="1">
+      <w:start w:val="1"/>
+      <w:numFmt w:val="bullet"/>
+      <w:lvlText w:val="o"/>
+      <w:lvlJc w:val="left"/>
+      <w:pPr>
+        <w:ind w:left="1080" w:hanging="360"/>
+      </w:pPr>
+      <w:rPr>
+        <w:rFonts w:ascii="Courier New" w:hAnsi="Courier New" w:cs="Courier New" w:hint="default"/>
+      </w:rPr>
+    </w:lvl>
+    <w:lvl w:ilvl="2" w:tplc="04090005" w:tentative="1">
+      <w:start w:val="1"/>
+      <w:numFmt w:val="bullet"/>
+      <w:lvlText w:val=""/>
+      <w:lvlJc w:val="left"/>
+      <w:pPr>
+        <w:ind w:left="1800" w:hanging="360"/>
+      </w:pPr>
+      <w:rPr>
+        <w:rFonts w:ascii="Wingdings" w:hAnsi="Wingdings" w:hint="default"/>
+      </w:rPr>
+    </w:lvl>
+    <w:lvl w:ilvl="3" w:tplc="04090001" w:tentative="1">
+      <w:start w:val="1"/>
+      <w:numFmt w:val="bullet"/>
+      <w:lvlText w:val=""/>
+      <w:lvlJc w:val="left"/>
+      <w:pPr>
+        <w:ind w:left="2520" w:hanging="360"/>
+      </w:pPr>
+      <w:rPr>
+        <w:rFonts w:ascii="Symbol" w:hAnsi="Symbol" w:hint="default"/>
+      </w:rPr>
+    </w:lvl>
+    <w:lvl w:ilvl="4" w:tplc="04090003" w:tentative="1">
+      <w:start w:val="1"/>
+      <w:numFmt w:val="bullet"/>
+      <w:lvlText w:val="o"/>
+      <w:lvlJc w:val="left"/>
+      <w:pPr>
+        <w:ind w:left="3240" w:hanging="360"/>
+      </w:pPr>
+      <w:rPr>
+        <w:rFonts w:ascii="Courier New" w:hAnsi="Courier New" w:cs="Courier New" w:hint="default"/>
+      </w:rPr>
+    </w:lvl>
+    <w:lvl w:ilvl="5" w:tplc="04090005" w:tentative="1">
+      <w:start w:val="1"/>
+      <w:numFmt w:val="bullet"/>
+      <w:lvlText w:val=""/>
+      <w:lvlJc w:val="left"/>
+      <w:pPr>
+        <w:ind w:left="3960" w:hanging="360"/>
+      </w:pPr>
+      <w:rPr>
+        <w:rFonts w:ascii="Wingdings" w:hAnsi="Wingdings" w:hint="default"/>
+      </w:rPr>
+    </w:lvl>
+    <w:lvl w:ilvl="6" w:tplc="04090001" w:tentative="1">
+      <w:start w:val="1"/>
+      <w:numFmt w:val="bullet"/>
+      <w:lvlText w:val=""/>
+      <w:lvlJc w:val="left"/>
+      <w:pPr>
+        <w:ind w:left="4680" w:hanging="360"/>
+      </w:pPr>
+      <w:rPr>
+        <w:rFonts w:ascii="Symbol" w:hAnsi="Symbol" w:hint="default"/>
+      </w:rPr>
+    </w:lvl>
+    <w:lvl w:ilvl="7" w:tplc="04090003" w:tentative="1">
+      <w:start w:val="1"/>
+      <w:numFmt w:val="bullet"/>
+      <w:lvlText w:val="o"/>
+      <w:lvlJc w:val="left"/>
+      <w:pPr>
+        <w:ind w:left="5400" w:hanging="360"/>
+      </w:pPr>
+      <w:rPr>
+        <w:rFonts w:ascii="Courier New" w:hAnsi="Courier New" w:cs="Courier New" w:hint="default"/>
+      </w:rPr>
+    </w:lvl>
+    <w:lvl w:ilvl="8" w:tplc="04090005" w:tentative="1">
+      <w:start w:val="1"/>
+      <w:numFmt w:val="bullet"/>
+      <w:lvlText w:val=""/>
+      <w:lvlJc w:val="left"/>
+      <w:pPr>
+        <w:ind w:left="6120" w:hanging="360"/>
+      </w:pPr>
+      <w:rPr>
+        <w:rFonts w:ascii="Wingdings" w:hAnsi="Wingdings" w:hint="default"/>
+      </w:rPr>
+    </w:lvl>
+  </w:abstractNum>
+  <w:abstractNum w:abstractNumId="6" w15:restartNumberingAfterBreak="0">
     <w:nsid w:val="1B110983"/>
     <w:multiLevelType w:val="hybridMultilevel"/>
     <w:tmpl w:val="27CAB41C"/>
@@ -7141,7 +8391,7 @@
       </w:rPr>
     </w:lvl>
   </w:abstractNum>
-  <w:abstractNum w:abstractNumId="6" w15:restartNumberingAfterBreak="0">
+  <w:abstractNum w:abstractNumId="7" w15:restartNumberingAfterBreak="0">
     <w:nsid w:val="1B426885"/>
     <w:multiLevelType w:val="hybridMultilevel"/>
     <w:tmpl w:val="08D2CF3E"/>
@@ -7254,7 +8504,7 @@
       </w:rPr>
     </w:lvl>
   </w:abstractNum>
-  <w:abstractNum w:abstractNumId="7" w15:restartNumberingAfterBreak="0">
+  <w:abstractNum w:abstractNumId="8" w15:restartNumberingAfterBreak="0">
     <w:nsid w:val="240E6C8C"/>
     <w:multiLevelType w:val="hybridMultilevel"/>
     <w:tmpl w:val="2F2E5BE2"/>
@@ -7367,7 +8617,7 @@
       </w:rPr>
     </w:lvl>
   </w:abstractNum>
-  <w:abstractNum w:abstractNumId="8" w15:restartNumberingAfterBreak="0">
+  <w:abstractNum w:abstractNumId="9" w15:restartNumberingAfterBreak="0">
     <w:nsid w:val="31332B18"/>
     <w:multiLevelType w:val="hybridMultilevel"/>
     <w:tmpl w:val="D34A65C4"/>
@@ -7480,7 +8730,7 @@
       </w:rPr>
     </w:lvl>
   </w:abstractNum>
-  <w:abstractNum w:abstractNumId="9" w15:restartNumberingAfterBreak="0">
+  <w:abstractNum w:abstractNumId="10" w15:restartNumberingAfterBreak="0">
     <w:nsid w:val="31FF3C62"/>
     <w:multiLevelType w:val="hybridMultilevel"/>
     <w:tmpl w:val="8662C128"/>
@@ -7593,7 +8843,7 @@
       </w:rPr>
     </w:lvl>
   </w:abstractNum>
-  <w:abstractNum w:abstractNumId="10" w15:restartNumberingAfterBreak="0">
+  <w:abstractNum w:abstractNumId="11" w15:restartNumberingAfterBreak="0">
     <w:nsid w:val="38125930"/>
     <w:multiLevelType w:val="hybridMultilevel"/>
     <w:tmpl w:val="81E83932"/>
@@ -7706,7 +8956,7 @@
       </w:rPr>
     </w:lvl>
   </w:abstractNum>
-  <w:abstractNum w:abstractNumId="11" w15:restartNumberingAfterBreak="0">
+  <w:abstractNum w:abstractNumId="12" w15:restartNumberingAfterBreak="0">
     <w:nsid w:val="3D0C31F4"/>
     <w:multiLevelType w:val="hybridMultilevel"/>
     <w:tmpl w:val="11BA73A6"/>
@@ -7819,7 +9069,7 @@
       </w:rPr>
     </w:lvl>
   </w:abstractNum>
-  <w:abstractNum w:abstractNumId="12" w15:restartNumberingAfterBreak="0">
+  <w:abstractNum w:abstractNumId="13" w15:restartNumberingAfterBreak="0">
     <w:nsid w:val="3E2B4A32"/>
     <w:multiLevelType w:val="hybridMultilevel"/>
     <w:tmpl w:val="68EA64A6"/>
@@ -7932,7 +9182,7 @@
       </w:rPr>
     </w:lvl>
   </w:abstractNum>
-  <w:abstractNum w:abstractNumId="13" w15:restartNumberingAfterBreak="0">
+  <w:abstractNum w:abstractNumId="14" w15:restartNumberingAfterBreak="0">
     <w:nsid w:val="418E3533"/>
     <w:multiLevelType w:val="hybridMultilevel"/>
     <w:tmpl w:val="5C86DA0A"/>
@@ -8045,7 +9295,7 @@
       </w:rPr>
     </w:lvl>
   </w:abstractNum>
-  <w:abstractNum w:abstractNumId="14" w15:restartNumberingAfterBreak="0">
+  <w:abstractNum w:abstractNumId="15" w15:restartNumberingAfterBreak="0">
     <w:nsid w:val="41CD1F37"/>
     <w:multiLevelType w:val="hybridMultilevel"/>
     <w:tmpl w:val="70143470"/>
@@ -8158,7 +9408,7 @@
       </w:rPr>
     </w:lvl>
   </w:abstractNum>
-  <w:abstractNum w:abstractNumId="15" w15:restartNumberingAfterBreak="0">
+  <w:abstractNum w:abstractNumId="16" w15:restartNumberingAfterBreak="0">
     <w:nsid w:val="42A8721F"/>
     <w:multiLevelType w:val="hybridMultilevel"/>
     <w:tmpl w:val="E2F68D04"/>
@@ -8271,7 +9521,7 @@
       </w:rPr>
     </w:lvl>
   </w:abstractNum>
-  <w:abstractNum w:abstractNumId="16" w15:restartNumberingAfterBreak="0">
+  <w:abstractNum w:abstractNumId="17" w15:restartNumberingAfterBreak="0">
     <w:nsid w:val="431836C6"/>
     <w:multiLevelType w:val="hybridMultilevel"/>
     <w:tmpl w:val="28CA1800"/>
@@ -8384,7 +9634,7 @@
       </w:rPr>
     </w:lvl>
   </w:abstractNum>
-  <w:abstractNum w:abstractNumId="17" w15:restartNumberingAfterBreak="0">
+  <w:abstractNum w:abstractNumId="18" w15:restartNumberingAfterBreak="0">
     <w:nsid w:val="436B2F14"/>
     <w:multiLevelType w:val="hybridMultilevel"/>
     <w:tmpl w:val="A08ED180"/>
@@ -8497,7 +9747,7 @@
       </w:rPr>
     </w:lvl>
   </w:abstractNum>
-  <w:abstractNum w:abstractNumId="18" w15:restartNumberingAfterBreak="0">
+  <w:abstractNum w:abstractNumId="19" w15:restartNumberingAfterBreak="0">
     <w:nsid w:val="4A237393"/>
     <w:multiLevelType w:val="hybridMultilevel"/>
     <w:tmpl w:val="4782BB36"/>
@@ -8610,7 +9860,7 @@
       </w:rPr>
     </w:lvl>
   </w:abstractNum>
-  <w:abstractNum w:abstractNumId="19" w15:restartNumberingAfterBreak="0">
+  <w:abstractNum w:abstractNumId="20" w15:restartNumberingAfterBreak="0">
     <w:nsid w:val="54D8331E"/>
     <w:multiLevelType w:val="hybridMultilevel"/>
     <w:tmpl w:val="6DBC3E24"/>
@@ -8723,7 +9973,7 @@
       </w:rPr>
     </w:lvl>
   </w:abstractNum>
-  <w:abstractNum w:abstractNumId="20" w15:restartNumberingAfterBreak="0">
+  <w:abstractNum w:abstractNumId="21" w15:restartNumberingAfterBreak="0">
     <w:nsid w:val="5862625F"/>
     <w:multiLevelType w:val="hybridMultilevel"/>
     <w:tmpl w:val="4EEE81CC"/>
@@ -8836,7 +10086,7 @@
       </w:rPr>
     </w:lvl>
   </w:abstractNum>
-  <w:abstractNum w:abstractNumId="21" w15:restartNumberingAfterBreak="0">
+  <w:abstractNum w:abstractNumId="22" w15:restartNumberingAfterBreak="0">
     <w:nsid w:val="5D2F0CE6"/>
     <w:multiLevelType w:val="hybridMultilevel"/>
     <w:tmpl w:val="19E24308"/>
@@ -8949,7 +10199,7 @@
       </w:rPr>
     </w:lvl>
   </w:abstractNum>
-  <w:abstractNum w:abstractNumId="22" w15:restartNumberingAfterBreak="0">
+  <w:abstractNum w:abstractNumId="23" w15:restartNumberingAfterBreak="0">
     <w:nsid w:val="5E4015BD"/>
     <w:multiLevelType w:val="hybridMultilevel"/>
     <w:tmpl w:val="495A6B36"/>
@@ -9062,7 +10312,7 @@
       </w:rPr>
     </w:lvl>
   </w:abstractNum>
-  <w:abstractNum w:abstractNumId="23" w15:restartNumberingAfterBreak="0">
+  <w:abstractNum w:abstractNumId="24" w15:restartNumberingAfterBreak="0">
     <w:nsid w:val="607817EA"/>
     <w:multiLevelType w:val="hybridMultilevel"/>
     <w:tmpl w:val="3A4CD732"/>
@@ -9175,7 +10425,7 @@
       </w:rPr>
     </w:lvl>
   </w:abstractNum>
-  <w:abstractNum w:abstractNumId="24" w15:restartNumberingAfterBreak="0">
+  <w:abstractNum w:abstractNumId="25" w15:restartNumberingAfterBreak="0">
     <w:nsid w:val="6315678D"/>
     <w:multiLevelType w:val="hybridMultilevel"/>
     <w:tmpl w:val="B2A4B02C"/>
@@ -9288,7 +10538,7 @@
       </w:rPr>
     </w:lvl>
   </w:abstractNum>
-  <w:abstractNum w:abstractNumId="25" w15:restartNumberingAfterBreak="0">
+  <w:abstractNum w:abstractNumId="26" w15:restartNumberingAfterBreak="0">
     <w:nsid w:val="650711E6"/>
     <w:multiLevelType w:val="hybridMultilevel"/>
     <w:tmpl w:val="CCAA5394"/>
@@ -9401,7 +10651,7 @@
       </w:rPr>
     </w:lvl>
   </w:abstractNum>
-  <w:abstractNum w:abstractNumId="26" w15:restartNumberingAfterBreak="0">
+  <w:abstractNum w:abstractNumId="27" w15:restartNumberingAfterBreak="0">
     <w:nsid w:val="6F166BC8"/>
     <w:multiLevelType w:val="hybridMultilevel"/>
     <w:tmpl w:val="5450DF0E"/>
@@ -9514,7 +10764,7 @@
       </w:rPr>
     </w:lvl>
   </w:abstractNum>
-  <w:abstractNum w:abstractNumId="27" w15:restartNumberingAfterBreak="0">
+  <w:abstractNum w:abstractNumId="28" w15:restartNumberingAfterBreak="0">
     <w:nsid w:val="74AB02A7"/>
     <w:multiLevelType w:val="hybridMultilevel"/>
     <w:tmpl w:val="C99054E4"/>
@@ -9627,7 +10877,7 @@
       </w:rPr>
     </w:lvl>
   </w:abstractNum>
-  <w:abstractNum w:abstractNumId="28" w15:restartNumberingAfterBreak="0">
+  <w:abstractNum w:abstractNumId="29" w15:restartNumberingAfterBreak="0">
     <w:nsid w:val="7681171A"/>
     <w:multiLevelType w:val="hybridMultilevel"/>
     <w:tmpl w:val="071AEE76"/>
@@ -9740,7 +10990,120 @@
       </w:rPr>
     </w:lvl>
   </w:abstractNum>
-  <w:abstractNum w:abstractNumId="29" w15:restartNumberingAfterBreak="0">
+  <w:abstractNum w:abstractNumId="30" w15:restartNumberingAfterBreak="0">
+    <w:nsid w:val="7A433030"/>
+    <w:multiLevelType w:val="hybridMultilevel"/>
+    <w:tmpl w:val="C5E68486"/>
+    <w:lvl w:ilvl="0" w:tplc="04090001">
+      <w:start w:val="1"/>
+      <w:numFmt w:val="bullet"/>
+      <w:lvlText w:val=""/>
+      <w:lvlJc w:val="left"/>
+      <w:pPr>
+        <w:ind w:left="360" w:hanging="360"/>
+      </w:pPr>
+      <w:rPr>
+        <w:rFonts w:ascii="Symbol" w:hAnsi="Symbol" w:hint="default"/>
+      </w:rPr>
+    </w:lvl>
+    <w:lvl w:ilvl="1" w:tplc="04090003" w:tentative="1">
+      <w:start w:val="1"/>
+      <w:numFmt w:val="bullet"/>
+      <w:lvlText w:val="o"/>
+      <w:lvlJc w:val="left"/>
+      <w:pPr>
+        <w:ind w:left="1080" w:hanging="360"/>
+      </w:pPr>
+      <w:rPr>
+        <w:rFonts w:ascii="Courier New" w:hAnsi="Courier New" w:cs="Courier New" w:hint="default"/>
+      </w:rPr>
+    </w:lvl>
+    <w:lvl w:ilvl="2" w:tplc="04090005" w:tentative="1">
+      <w:start w:val="1"/>
+      <w:numFmt w:val="bullet"/>
+      <w:lvlText w:val=""/>
+      <w:lvlJc w:val="left"/>
+      <w:pPr>
+        <w:ind w:left="1800" w:hanging="360"/>
+      </w:pPr>
+      <w:rPr>
+        <w:rFonts w:ascii="Wingdings" w:hAnsi="Wingdings" w:hint="default"/>
+      </w:rPr>
+    </w:lvl>
+    <w:lvl w:ilvl="3" w:tplc="04090001" w:tentative="1">
+      <w:start w:val="1"/>
+      <w:numFmt w:val="bullet"/>
+      <w:lvlText w:val=""/>
+      <w:lvlJc w:val="left"/>
+      <w:pPr>
+        <w:ind w:left="2520" w:hanging="360"/>
+      </w:pPr>
+      <w:rPr>
+        <w:rFonts w:ascii="Symbol" w:hAnsi="Symbol" w:hint="default"/>
+      </w:rPr>
+    </w:lvl>
+    <w:lvl w:ilvl="4" w:tplc="04090003" w:tentative="1">
+      <w:start w:val="1"/>
+      <w:numFmt w:val="bullet"/>
+      <w:lvlText w:val="o"/>
+      <w:lvlJc w:val="left"/>
+      <w:pPr>
+        <w:ind w:left="3240" w:hanging="360"/>
+      </w:pPr>
+      <w:rPr>
+        <w:rFonts w:ascii="Courier New" w:hAnsi="Courier New" w:cs="Courier New" w:hint="default"/>
+      </w:rPr>
+    </w:lvl>
+    <w:lvl w:ilvl="5" w:tplc="04090005" w:tentative="1">
+      <w:start w:val="1"/>
+      <w:numFmt w:val="bullet"/>
+      <w:lvlText w:val=""/>
+      <w:lvlJc w:val="left"/>
+      <w:pPr>
+        <w:ind w:left="3960" w:hanging="360"/>
+      </w:pPr>
+      <w:rPr>
+        <w:rFonts w:ascii="Wingdings" w:hAnsi="Wingdings" w:hint="default"/>
+      </w:rPr>
+    </w:lvl>
+    <w:lvl w:ilvl="6" w:tplc="04090001" w:tentative="1">
+      <w:start w:val="1"/>
+      <w:numFmt w:val="bullet"/>
+      <w:lvlText w:val=""/>
+      <w:lvlJc w:val="left"/>
+      <w:pPr>
+        <w:ind w:left="4680" w:hanging="360"/>
+      </w:pPr>
+      <w:rPr>
+        <w:rFonts w:ascii="Symbol" w:hAnsi="Symbol" w:hint="default"/>
+      </w:rPr>
+    </w:lvl>
+    <w:lvl w:ilvl="7" w:tplc="04090003" w:tentative="1">
+      <w:start w:val="1"/>
+      <w:numFmt w:val="bullet"/>
+      <w:lvlText w:val="o"/>
+      <w:lvlJc w:val="left"/>
+      <w:pPr>
+        <w:ind w:left="5400" w:hanging="360"/>
+      </w:pPr>
+      <w:rPr>
+        <w:rFonts w:ascii="Courier New" w:hAnsi="Courier New" w:cs="Courier New" w:hint="default"/>
+      </w:rPr>
+    </w:lvl>
+    <w:lvl w:ilvl="8" w:tplc="04090005" w:tentative="1">
+      <w:start w:val="1"/>
+      <w:numFmt w:val="bullet"/>
+      <w:lvlText w:val=""/>
+      <w:lvlJc w:val="left"/>
+      <w:pPr>
+        <w:ind w:left="6120" w:hanging="360"/>
+      </w:pPr>
+      <w:rPr>
+        <w:rFonts w:ascii="Wingdings" w:hAnsi="Wingdings" w:hint="default"/>
+      </w:rPr>
+    </w:lvl>
+  </w:abstractNum>
+  <w:abstractNum w:abstractNumId="31" w15:restartNumberingAfterBreak="0">
     <w:nsid w:val="7E5E1FEA"/>
     <w:multiLevelType w:val="hybridMultilevel"/>
     <w:tmpl w:val="1C64914A"/>
@@ -9853,7 +11216,7 @@
       </w:rPr>
     </w:lvl>
   </w:abstractNum>
-  <w:abstractNum w:abstractNumId="30" w15:restartNumberingAfterBreak="0">
+  <w:abstractNum w:abstractNumId="32" w15:restartNumberingAfterBreak="0">
     <w:nsid w:val="7EC8258B"/>
     <w:multiLevelType w:val="hybridMultilevel"/>
     <w:tmpl w:val="0616F9F2"/>
@@ -9966,38 +11329,151 @@
       </w:rPr>
     </w:lvl>
   </w:abstractNum>
+  <w:abstractNum w:abstractNumId="33" w15:restartNumberingAfterBreak="0">
+    <w:nsid w:val="7EEB4865"/>
+    <w:multiLevelType w:val="hybridMultilevel"/>
+    <w:tmpl w:val="08F63770"/>
+    <w:lvl w:ilvl="0" w:tplc="04090001">
+      <w:start w:val="1"/>
+      <w:numFmt w:val="bullet"/>
+      <w:lvlText w:val=""/>
+      <w:lvlJc w:val="left"/>
+      <w:pPr>
+        <w:ind w:left="360" w:hanging="360"/>
+      </w:pPr>
+      <w:rPr>
+        <w:rFonts w:ascii="Symbol" w:hAnsi="Symbol" w:hint="default"/>
+      </w:rPr>
+    </w:lvl>
+    <w:lvl w:ilvl="1" w:tplc="04090003" w:tentative="1">
+      <w:start w:val="1"/>
+      <w:numFmt w:val="bullet"/>
+      <w:lvlText w:val="o"/>
+      <w:lvlJc w:val="left"/>
+      <w:pPr>
+        <w:ind w:left="1080" w:hanging="360"/>
+      </w:pPr>
+      <w:rPr>
+        <w:rFonts w:ascii="Courier New" w:hAnsi="Courier New" w:cs="Courier New" w:hint="default"/>
+      </w:rPr>
+    </w:lvl>
+    <w:lvl w:ilvl="2" w:tplc="04090005" w:tentative="1">
+      <w:start w:val="1"/>
+      <w:numFmt w:val="bullet"/>
+      <w:lvlText w:val=""/>
+      <w:lvlJc w:val="left"/>
+      <w:pPr>
+        <w:ind w:left="1800" w:hanging="360"/>
+      </w:pPr>
+      <w:rPr>
+        <w:rFonts w:ascii="Wingdings" w:hAnsi="Wingdings" w:hint="default"/>
+      </w:rPr>
+    </w:lvl>
+    <w:lvl w:ilvl="3" w:tplc="04090001" w:tentative="1">
+      <w:start w:val="1"/>
+      <w:numFmt w:val="bullet"/>
+      <w:lvlText w:val=""/>
+      <w:lvlJc w:val="left"/>
+      <w:pPr>
+        <w:ind w:left="2520" w:hanging="360"/>
+      </w:pPr>
+      <w:rPr>
+        <w:rFonts w:ascii="Symbol" w:hAnsi="Symbol" w:hint="default"/>
+      </w:rPr>
+    </w:lvl>
+    <w:lvl w:ilvl="4" w:tplc="04090003" w:tentative="1">
+      <w:start w:val="1"/>
+      <w:numFmt w:val="bullet"/>
+      <w:lvlText w:val="o"/>
+      <w:lvlJc w:val="left"/>
+      <w:pPr>
+        <w:ind w:left="3240" w:hanging="360"/>
+      </w:pPr>
+      <w:rPr>
+        <w:rFonts w:ascii="Courier New" w:hAnsi="Courier New" w:cs="Courier New" w:hint="default"/>
+      </w:rPr>
+    </w:lvl>
+    <w:lvl w:ilvl="5" w:tplc="04090005" w:tentative="1">
+      <w:start w:val="1"/>
+      <w:numFmt w:val="bullet"/>
+      <w:lvlText w:val=""/>
+      <w:lvlJc w:val="left"/>
+      <w:pPr>
+        <w:ind w:left="3960" w:hanging="360"/>
+      </w:pPr>
+      <w:rPr>
+        <w:rFonts w:ascii="Wingdings" w:hAnsi="Wingdings" w:hint="default"/>
+      </w:rPr>
+    </w:lvl>
+    <w:lvl w:ilvl="6" w:tplc="04090001" w:tentative="1">
+      <w:start w:val="1"/>
+      <w:numFmt w:val="bullet"/>
+      <w:lvlText w:val=""/>
+      <w:lvlJc w:val="left"/>
+      <w:pPr>
+        <w:ind w:left="4680" w:hanging="360"/>
+      </w:pPr>
+      <w:rPr>
+        <w:rFonts w:ascii="Symbol" w:hAnsi="Symbol" w:hint="default"/>
+      </w:rPr>
+    </w:lvl>
+    <w:lvl w:ilvl="7" w:tplc="04090003" w:tentative="1">
+      <w:start w:val="1"/>
+      <w:numFmt w:val="bullet"/>
+      <w:lvlText w:val="o"/>
+      <w:lvlJc w:val="left"/>
+      <w:pPr>
+        <w:ind w:left="5400" w:hanging="360"/>
+      </w:pPr>
+      <w:rPr>
+        <w:rFonts w:ascii="Courier New" w:hAnsi="Courier New" w:cs="Courier New" w:hint="default"/>
+      </w:rPr>
+    </w:lvl>
+    <w:lvl w:ilvl="8" w:tplc="04090005" w:tentative="1">
+      <w:start w:val="1"/>
+      <w:numFmt w:val="bullet"/>
+      <w:lvlText w:val=""/>
+      <w:lvlJc w:val="left"/>
+      <w:pPr>
+        <w:ind w:left="6120" w:hanging="360"/>
+      </w:pPr>
+      <w:rPr>
+        <w:rFonts w:ascii="Wingdings" w:hAnsi="Wingdings" w:hint="default"/>
+      </w:rPr>
+    </w:lvl>
+  </w:abstractNum>
   <w:num w:numId="1" w16cid:durableId="115415679">
-    <w:abstractNumId w:val="16"/>
+    <w:abstractNumId w:val="17"/>
   </w:num>
   <w:num w:numId="2" w16cid:durableId="1190333084">
-    <w:abstractNumId w:val="17"/>
+    <w:abstractNumId w:val="18"/>
   </w:num>
   <w:num w:numId="3" w16cid:durableId="1655184505">
     <w:abstractNumId w:val="2"/>
   </w:num>
   <w:num w:numId="4" w16cid:durableId="407583132">
+    <w:abstractNumId w:val="21"/>
+  </w:num>
+  <w:num w:numId="5" w16cid:durableId="2001496723">
     <w:abstractNumId w:val="20"/>
   </w:num>
-  <w:num w:numId="5" w16cid:durableId="2001496723">
-    <w:abstractNumId w:val="19"/>
-  </w:num>
   <w:num w:numId="6" w16cid:durableId="670909128">
-    <w:abstractNumId w:val="8"/>
+    <w:abstractNumId w:val="9"/>
   </w:num>
   <w:num w:numId="7" w16cid:durableId="1331447265">
     <w:abstractNumId w:val="4"/>
   </w:num>
   <w:num w:numId="8" w16cid:durableId="66340676">
-    <w:abstractNumId w:val="11"/>
+    <w:abstractNumId w:val="12"/>
   </w:num>
   <w:num w:numId="9" w16cid:durableId="128591684">
     <w:abstractNumId w:val="3"/>
   </w:num>
   <w:num w:numId="10" w16cid:durableId="842428818">
-    <w:abstractNumId w:val="13"/>
+    <w:abstractNumId w:val="14"/>
   </w:num>
   <w:num w:numId="11" w16cid:durableId="252587664">
-    <w:abstractNumId w:val="30"/>
+    <w:abstractNumId w:val="32"/>
   </w:num>
   <w:num w:numId="12" w16cid:durableId="1864441290">
     <w:abstractNumId w:val="0"/>
@@ -10006,58 +11482,67 @@
     <w:abstractNumId w:val="1"/>
   </w:num>
   <w:num w:numId="14" w16cid:durableId="1631594971">
+    <w:abstractNumId w:val="29"/>
+  </w:num>
+  <w:num w:numId="15" w16cid:durableId="674918877">
     <w:abstractNumId w:val="28"/>
   </w:num>
-  <w:num w:numId="15" w16cid:durableId="674918877">
+  <w:num w:numId="16" w16cid:durableId="1276403776">
+    <w:abstractNumId w:val="16"/>
+  </w:num>
+  <w:num w:numId="17" w16cid:durableId="2112041985">
+    <w:abstractNumId w:val="19"/>
+  </w:num>
+  <w:num w:numId="18" w16cid:durableId="1646738210">
+    <w:abstractNumId w:val="11"/>
+  </w:num>
+  <w:num w:numId="19" w16cid:durableId="226309148">
+    <w:abstractNumId w:val="26"/>
+  </w:num>
+  <w:num w:numId="20" w16cid:durableId="680207219">
+    <w:abstractNumId w:val="10"/>
+  </w:num>
+  <w:num w:numId="21" w16cid:durableId="826046621">
     <w:abstractNumId w:val="27"/>
   </w:num>
-  <w:num w:numId="16" w16cid:durableId="1276403776">
+  <w:num w:numId="22" w16cid:durableId="500968977">
+    <w:abstractNumId w:val="31"/>
+  </w:num>
+  <w:num w:numId="23" w16cid:durableId="1245991022">
+    <w:abstractNumId w:val="24"/>
+  </w:num>
+  <w:num w:numId="24" w16cid:durableId="464350958">
+    <w:abstractNumId w:val="23"/>
+  </w:num>
+  <w:num w:numId="25" w16cid:durableId="1540583620">
+    <w:abstractNumId w:val="25"/>
+  </w:num>
+  <w:num w:numId="26" w16cid:durableId="1796827146">
+    <w:abstractNumId w:val="7"/>
+  </w:num>
+  <w:num w:numId="27" w16cid:durableId="631133297">
+    <w:abstractNumId w:val="13"/>
+  </w:num>
+  <w:num w:numId="28" w16cid:durableId="1958487334">
+    <w:abstractNumId w:val="22"/>
+  </w:num>
+  <w:num w:numId="29" w16cid:durableId="1300577738">
+    <w:abstractNumId w:val="8"/>
+  </w:num>
+  <w:num w:numId="30" w16cid:durableId="1319767544">
+    <w:abstractNumId w:val="6"/>
+  </w:num>
+  <w:num w:numId="31" w16cid:durableId="361828090">
     <w:abstractNumId w:val="15"/>
   </w:num>
-  <w:num w:numId="17" w16cid:durableId="2112041985">
-    <w:abstractNumId w:val="18"/>
+  <w:num w:numId="32" w16cid:durableId="445582602">
+    <w:abstractNumId w:val="30"/>
   </w:num>
-  <w:num w:numId="18" w16cid:durableId="1646738210">
-    <w:abstractNumId w:val="10"/>
-  </w:num>
-  <w:num w:numId="19" w16cid:durableId="226309148">
-    <w:abstractNumId w:val="25"/>
-  </w:num>
-  <w:num w:numId="20" w16cid:durableId="680207219">
-    <w:abstractNumId w:val="9"/>
-  </w:num>
-  <w:num w:numId="21" w16cid:durableId="826046621">
-    <w:abstractNumId w:val="26"/>
-  </w:num>
-  <w:num w:numId="22" w16cid:durableId="500968977">
-    <w:abstractNumId w:val="29"/>
-  </w:num>
-  <w:num w:numId="23" w16cid:durableId="1245991022">
-    <w:abstractNumId w:val="23"/>
-  </w:num>
-  <w:num w:numId="24" w16cid:durableId="464350958">
-    <w:abstractNumId w:val="22"/>
-  </w:num>
-  <w:num w:numId="25" w16cid:durableId="1540583620">
-    <w:abstractNumId w:val="24"/>
-  </w:num>
-  <w:num w:numId="26" w16cid:durableId="1796827146">
-    <w:abstractNumId w:val="6"/>
-  </w:num>
-  <w:num w:numId="27" w16cid:durableId="631133297">
-    <w:abstractNumId w:val="12"/>
-  </w:num>
-  <w:num w:numId="28" w16cid:durableId="1958487334">
-    <w:abstractNumId w:val="21"/>
-  </w:num>
-  <w:num w:numId="29" w16cid:durableId="1300577738">
-    <w:abstractNumId w:val="7"/>
-  </w:num>
-  <w:num w:numId="30" w16cid:durableId="1319767544">
+  <w:num w:numId="33" w16cid:durableId="1461458438">
     <w:abstractNumId w:val="5"/>
   </w:num>
-  <w:num w:numId="31" w16cid:durableId="361828090">
-    <w:abstractNumId w:val="14"/>
+  <w:num w:numId="34" w16cid:durableId="278999216">
+    <w:abstractNumId w:val="33"/>
   </w:num>
 </w:numbering>
 </file>
